--- a/Answer/UNIT 3.docx
+++ b/Answer/UNIT 3.docx
@@ -4907,6 +4907,9 @@
     <w:p>
       <w:pPr>
         <w:pStyle w:val="Heading3"/>
+        <w:tabs>
+          <w:tab w:val="left" w:pos="2084"/>
+        </w:tabs>
       </w:pPr>
       <w:r>
         <w:rPr>
@@ -4915,6 +4918,14 @@
           <w:bCs/>
         </w:rPr>
         <w:t>4. No Denial</w:t>
+      </w:r>
+      <w:r>
+        <w:rPr>
+          <w:rStyle w:val="Strong"/>
+          <w:b/>
+          <w:bCs/>
+        </w:rPr>
+        <w:tab/>
       </w:r>
     </w:p>
     <w:p>
@@ -10941,14 +10952,10 @@
         <w:t>very simple beginner-level English</w:t>
       </w:r>
       <w:r>
-        <w:t>, with points and an easy example.</w:t>
-      </w:r>
-    </w:p>
-    <w:p>
-      <w:r>
-        <w:pict>
-          <v:rect id="_x0000_i1116" style="width:0;height:1.5pt" o:hralign="center" o:hrstd="t" o:hr="t" fillcolor="#a0a0a0" stroked="f"/>
-        </w:pict>
+        <w:t>, w</w:t>
+      </w:r>
+      <w:r>
+        <w:t>ith points and an easy example.</w:t>
       </w:r>
     </w:p>
     <w:p>
@@ -11037,13 +11044,6 @@
       </w:r>
     </w:p>
     <w:p>
-      <w:r>
-        <w:pict>
-          <v:rect id="_x0000_i1117" style="width:0;height:1.5pt" o:hralign="center" o:hrstd="t" o:hr="t" fillcolor="#a0a0a0" stroked="f"/>
-        </w:pict>
-      </w:r>
-    </w:p>
-    <w:p>
       <w:pPr>
         <w:pStyle w:val="Heading2"/>
       </w:pPr>
@@ -11173,13 +11173,6 @@
       </w:r>
     </w:p>
     <w:p>
-      <w:r>
-        <w:pict>
-          <v:rect id="_x0000_i1118" style="width:0;height:1.5pt" o:hralign="center" o:hrstd="t" o:hr="t" fillcolor="#a0a0a0" stroked="f"/>
-        </w:pict>
-      </w:r>
-    </w:p>
-    <w:p>
       <w:pPr>
         <w:pStyle w:val="Heading2"/>
       </w:pPr>
@@ -11189,7 +11182,6 @@
           <w:b/>
           <w:bCs/>
         </w:rPr>
-        <w:lastRenderedPageBreak/>
         <w:t xml:space="preserve">3. How Identity is </w:t>
       </w:r>
       <w:proofErr w:type="gramStart"/>
@@ -11260,14 +11252,8 @@
         </w:numPr>
       </w:pPr>
       <w:r>
+        <w:lastRenderedPageBreak/>
         <w:t>If it is valid → identity is confirmed</w:t>
-      </w:r>
-    </w:p>
-    <w:p>
-      <w:r>
-        <w:pict>
-          <v:rect id="_x0000_i1119" style="width:0;height:1.5pt" o:hralign="center" o:hrstd="t" o:hr="t" fillcolor="#a0a0a0" stroked="f"/>
-        </w:pict>
       </w:r>
     </w:p>
     <w:p>
@@ -11342,13 +11328,6 @@
       </w:r>
     </w:p>
     <w:p>
-      <w:r>
-        <w:pict>
-          <v:rect id="_x0000_i1120" style="width:0;height:1.5pt" o:hralign="center" o:hrstd="t" o:hr="t" fillcolor="#a0a0a0" stroked="f"/>
-        </w:pict>
-      </w:r>
-    </w:p>
-    <w:p>
       <w:pPr>
         <w:pStyle w:val="Heading2"/>
       </w:pPr>
@@ -11395,13 +11374,6 @@
       </w:r>
     </w:p>
     <w:p>
-      <w:r>
-        <w:pict>
-          <v:rect id="_x0000_i1121" style="width:0;height:1.5pt" o:hralign="center" o:hrstd="t" o:hr="t" fillcolor="#a0a0a0" stroked="f"/>
-        </w:pict>
-      </w:r>
-    </w:p>
-    <w:p>
       <w:pPr>
         <w:pStyle w:val="Heading2"/>
       </w:pPr>
@@ -11467,13 +11439,6 @@
       </w:r>
     </w:p>
     <w:p>
-      <w:r>
-        <w:pict>
-          <v:rect id="_x0000_i1122" style="width:0;height:1.5pt" o:hralign="center" o:hrstd="t" o:hr="t" fillcolor="#a0a0a0" stroked="f"/>
-        </w:pict>
-      </w:r>
-    </w:p>
-    <w:p>
       <w:pPr>
         <w:pStyle w:val="Heading2"/>
       </w:pPr>
@@ -11511,13 +11476,6 @@
       </w:r>
     </w:p>
     <w:p>
-      <w:r>
-        <w:pict>
-          <v:rect id="_x0000_i1123" style="width:0;height:1.5pt" o:hralign="center" o:hrstd="t" o:hr="t" fillcolor="#a0a0a0" stroked="f"/>
-        </w:pict>
-      </w:r>
-    </w:p>
-    <w:p>
       <w:pPr>
         <w:pStyle w:val="Heading2"/>
       </w:pPr>
@@ -11551,7 +11509,6 @@
         </w:numPr>
       </w:pPr>
       <w:r>
-        <w:lastRenderedPageBreak/>
         <w:t>It is almost impossible to guess someone’s private key</w:t>
       </w:r>
     </w:p>
@@ -11584,7 +11541,7 @@
     <w:p>
       <w:r>
         <w:pict>
-          <v:rect id="_x0000_i1124" style="width:0;height:1.5pt" o:hralign="center" o:hrstd="t" o:hr="t" fillcolor="#a0a0a0" stroked="f"/>
+          <v:rect id="_x0000_i1116" style="width:0;height:1.5pt" o:hralign="center" o:hrstd="t" o:hr="t" fillcolor="#a0a0a0" stroked="f"/>
         </w:pict>
       </w:r>
     </w:p>
@@ -11634,11 +11591,13 @@
       </w:r>
     </w:p>
     <w:p>
+      <w:bookmarkStart w:id="0" w:name="_GoBack"/>
       <w:r>
         <w:pict>
-          <v:rect id="_x0000_i1125" style="width:0;height:1.5pt" o:hralign="center" o:hrstd="t" o:hr="t" fillcolor="#a0a0a0" stroked="f"/>
+          <v:rect id="_x0000_i1117" style="width:0;height:1.5pt" o:hralign="center" o:hrstd="t" o:hr="t" fillcolor="#a0a0a0" stroked="f"/>
         </w:pict>
       </w:r>
+      <w:bookmarkEnd w:id="0"/>
     </w:p>
     <w:p>
       <w:pPr>
@@ -11650,6 +11609,7 @@
           <w:b w:val="0"/>
           <w:bCs w:val="0"/>
         </w:rPr>
+        <w:lastRenderedPageBreak/>
         <w:t>10. Common Example (Easy Example)</w:t>
       </w:r>
     </w:p>
@@ -11802,7 +11762,7 @@
     <w:p>
       <w:r>
         <w:pict>
-          <v:rect id="_x0000_i1126" style="width:0;height:1.5pt" o:hralign="center" o:hrstd="t" o:hr="t" fillcolor="#a0a0a0" stroked="f"/>
+          <v:rect id="_x0000_i1118" style="width:0;height:1.5pt" o:hralign="center" o:hrstd="t" o:hr="t" fillcolor="#a0a0a0" stroked="f"/>
         </w:pict>
       </w:r>
     </w:p>
@@ -12002,7 +11962,6 @@
         <w:rPr>
           <w:rStyle w:val="HTMLCode"/>
         </w:rPr>
-        <w:lastRenderedPageBreak/>
         <w:t xml:space="preserve">        | Verify (Public Key)</w:t>
       </w:r>
     </w:p>
@@ -12060,7 +12019,7 @@
     <w:p>
       <w:r>
         <w:pict>
-          <v:rect id="_x0000_i1127" style="width:0;height:1.5pt" o:hralign="center" o:hrstd="t" o:hr="t" fillcolor="#a0a0a0" stroked="f"/>
+          <v:rect id="_x0000_i1119" style="width:0;height:1.5pt" o:hralign="center" o:hrstd="t" o:hr="t" fillcolor="#a0a0a0" stroked="f"/>
         </w:pict>
       </w:r>
     </w:p>
@@ -12151,8 +12110,9 @@
     </w:p>
     <w:p>
       <w:r>
+        <w:lastRenderedPageBreak/>
         <w:pict>
-          <v:rect id="_x0000_i1128" style="width:0;height:1.5pt" o:hralign="center" o:hrstd="t" o:hr="t" fillcolor="#a0a0a0" stroked="f"/>
+          <v:rect id="_x0000_i1120" style="width:0;height:1.5pt" o:hralign="center" o:hrstd="t" o:hr="t" fillcolor="#a0a0a0" stroked="f"/>
         </w:pict>
       </w:r>
     </w:p>
@@ -12189,7 +12149,7 @@
     <w:p>
       <w:r>
         <w:pict>
-          <v:rect id="_x0000_i1129" style="width:0;height:1.5pt" o:hralign="center" o:hrstd="t" o:hr="t" fillcolor="#a0a0a0" stroked="f"/>
+          <v:rect id="_x0000_i1121" style="width:0;height:1.5pt" o:hralign="center" o:hrstd="t" o:hr="t" fillcolor="#a0a0a0" stroked="f"/>
         </w:pict>
       </w:r>
     </w:p>
@@ -12241,7 +12201,7 @@
     <w:p>
       <w:r>
         <w:pict>
-          <v:rect id="_x0000_i1130" style="width:0;height:1.5pt" o:hralign="center" o:hrstd="t" o:hr="t" fillcolor="#a0a0a0" stroked="f"/>
+          <v:rect id="_x0000_i1122" style="width:0;height:1.5pt" o:hralign="center" o:hrstd="t" o:hr="t" fillcolor="#a0a0a0" stroked="f"/>
         </w:pict>
       </w:r>
     </w:p>
@@ -12373,7 +12333,7 @@
     <w:p>
       <w:r>
         <w:pict>
-          <v:rect id="_x0000_i1131" style="width:0;height:1.5pt" o:hralign="center" o:hrstd="t" o:hr="t" fillcolor="#a0a0a0" stroked="f"/>
+          <v:rect id="_x0000_i1123" style="width:0;height:1.5pt" o:hralign="center" o:hrstd="t" o:hr="t" fillcolor="#a0a0a0" stroked="f"/>
         </w:pict>
       </w:r>
     </w:p>
@@ -12417,7 +12377,6 @@
         </w:numPr>
       </w:pPr>
       <w:r>
-        <w:lastRenderedPageBreak/>
         <w:t xml:space="preserve">Even a </w:t>
       </w:r>
       <w:r>
@@ -12457,7 +12416,7 @@
     <w:p>
       <w:r>
         <w:pict>
-          <v:rect id="_x0000_i1132" style="width:0;height:1.5pt" o:hralign="center" o:hrstd="t" o:hr="t" fillcolor="#a0a0a0" stroked="f"/>
+          <v:rect id="_x0000_i1124" style="width:0;height:1.5pt" o:hralign="center" o:hrstd="t" o:hr="t" fillcolor="#a0a0a0" stroked="f"/>
         </w:pict>
       </w:r>
     </w:p>
@@ -12551,6 +12510,7 @@
         </w:numPr>
       </w:pPr>
       <w:r>
+        <w:lastRenderedPageBreak/>
         <w:t>The hash will change</w:t>
       </w:r>
     </w:p>
@@ -12603,7 +12563,7 @@
     <w:p>
       <w:r>
         <w:pict>
-          <v:rect id="_x0000_i1133" style="width:0;height:1.5pt" o:hralign="center" o:hrstd="t" o:hr="t" fillcolor="#a0a0a0" stroked="f"/>
+          <v:rect id="_x0000_i1125" style="width:0;height:1.5pt" o:hralign="center" o:hrstd="t" o:hr="t" fillcolor="#a0a0a0" stroked="f"/>
         </w:pict>
       </w:r>
     </w:p>
@@ -12623,7 +12583,7 @@
     <w:p>
       <w:r>
         <w:pict>
-          <v:rect id="_x0000_i1134" style="width:0;height:1.5pt" o:hralign="center" o:hrstd="t" o:hr="t" fillcolor="#a0a0a0" stroked="f"/>
+          <v:rect id="_x0000_i1126" style="width:0;height:1.5pt" o:hralign="center" o:hrstd="t" o:hr="t" fillcolor="#a0a0a0" stroked="f"/>
         </w:pict>
       </w:r>
     </w:p>
@@ -12677,7 +12637,7 @@
     <w:p>
       <w:r>
         <w:pict>
-          <v:rect id="_x0000_i1135" style="width:0;height:1.5pt" o:hralign="center" o:hrstd="t" o:hr="t" fillcolor="#a0a0a0" stroked="f"/>
+          <v:rect id="_x0000_i1127" style="width:0;height:1.5pt" o:hralign="center" o:hrstd="t" o:hr="t" fillcolor="#a0a0a0" stroked="f"/>
         </w:pict>
       </w:r>
     </w:p>
@@ -12740,7 +12700,7 @@
     <w:p>
       <w:r>
         <w:pict>
-          <v:rect id="_x0000_i1136" style="width:0;height:1.5pt" o:hralign="center" o:hrstd="t" o:hr="t" fillcolor="#a0a0a0" stroked="f"/>
+          <v:rect id="_x0000_i1128" style="width:0;height:1.5pt" o:hralign="center" o:hrstd="t" o:hr="t" fillcolor="#a0a0a0" stroked="f"/>
         </w:pict>
       </w:r>
     </w:p>
@@ -12766,7 +12726,6 @@
         </w:numPr>
       </w:pPr>
       <w:r>
-        <w:lastRenderedPageBreak/>
         <w:t xml:space="preserve">Hash is calculated </w:t>
       </w:r>
       <w:r>
@@ -12798,7 +12757,7 @@
     <w:p>
       <w:r>
         <w:pict>
-          <v:rect id="_x0000_i1137" style="width:0;height:1.5pt" o:hralign="center" o:hrstd="t" o:hr="t" fillcolor="#a0a0a0" stroked="f"/>
+          <v:rect id="_x0000_i1129" style="width:0;height:1.5pt" o:hralign="center" o:hrstd="t" o:hr="t" fillcolor="#a0a0a0" stroked="f"/>
         </w:pict>
       </w:r>
     </w:p>
@@ -12857,7 +12816,7 @@
     <w:p>
       <w:r>
         <w:pict>
-          <v:rect id="_x0000_i1138" style="width:0;height:1.5pt" o:hralign="center" o:hrstd="t" o:hr="t" fillcolor="#a0a0a0" stroked="f"/>
+          <v:rect id="_x0000_i1130" style="width:0;height:1.5pt" o:hralign="center" o:hrstd="t" o:hr="t" fillcolor="#a0a0a0" stroked="f"/>
         </w:pict>
       </w:r>
     </w:p>
@@ -12871,6 +12830,7 @@
           <w:b/>
           <w:bCs/>
         </w:rPr>
+        <w:lastRenderedPageBreak/>
         <w:t>5. Collision Resistance</w:t>
       </w:r>
     </w:p>
@@ -12922,7 +12882,7 @@
     <w:p>
       <w:r>
         <w:pict>
-          <v:rect id="_x0000_i1139" style="width:0;height:1.5pt" o:hralign="center" o:hrstd="t" o:hr="t" fillcolor="#a0a0a0" stroked="f"/>
+          <v:rect id="_x0000_i1131" style="width:0;height:1.5pt" o:hralign="center" o:hrstd="t" o:hr="t" fillcolor="#a0a0a0" stroked="f"/>
         </w:pict>
       </w:r>
     </w:p>
@@ -12976,7 +12936,7 @@
     <w:p>
       <w:r>
         <w:pict>
-          <v:rect id="_x0000_i1140" style="width:0;height:1.5pt" o:hralign="center" o:hrstd="t" o:hr="t" fillcolor="#a0a0a0" stroked="f"/>
+          <v:rect id="_x0000_i1132" style="width:0;height:1.5pt" o:hralign="center" o:hrstd="t" o:hr="t" fillcolor="#a0a0a0" stroked="f"/>
         </w:pict>
       </w:r>
     </w:p>
@@ -13040,7 +13000,7 @@
     <w:p>
       <w:r>
         <w:pict>
-          <v:rect id="_x0000_i1141" style="width:0;height:1.5pt" o:hralign="center" o:hrstd="t" o:hr="t" fillcolor="#a0a0a0" stroked="f"/>
+          <v:rect id="_x0000_i1133" style="width:0;height:1.5pt" o:hralign="center" o:hrstd="t" o:hr="t" fillcolor="#a0a0a0" stroked="f"/>
         </w:pict>
       </w:r>
     </w:p>
@@ -13078,7 +13038,6 @@
         </w:numPr>
       </w:pPr>
       <w:r>
-        <w:lastRenderedPageBreak/>
         <w:t xml:space="preserve">Requires </w:t>
       </w:r>
       <w:r>
@@ -13121,7 +13080,7 @@
     <w:p>
       <w:r>
         <w:pict>
-          <v:rect id="_x0000_i1142" style="width:0;height:1.5pt" o:hralign="center" o:hrstd="t" o:hr="t" fillcolor="#a0a0a0" stroked="f"/>
+          <v:rect id="_x0000_i1134" style="width:0;height:1.5pt" o:hralign="center" o:hrstd="t" o:hr="t" fillcolor="#a0a0a0" stroked="f"/>
         </w:pict>
       </w:r>
     </w:p>
@@ -13141,7 +13100,7 @@
     <w:p>
       <w:r>
         <w:pict>
-          <v:rect id="_x0000_i1143" style="width:0;height:1.5pt" o:hralign="center" o:hrstd="t" o:hr="t" fillcolor="#a0a0a0" stroked="f"/>
+          <v:rect id="_x0000_i1135" style="width:0;height:1.5pt" o:hralign="center" o:hrstd="t" o:hr="t" fillcolor="#a0a0a0" stroked="f"/>
         </w:pict>
       </w:r>
     </w:p>
@@ -13178,6 +13137,7 @@
         <w:rPr>
           <w:rFonts w:ascii="Segoe UI Symbol" w:hAnsi="Segoe UI Symbol" w:cs="Segoe UI Symbol"/>
         </w:rPr>
+        <w:lastRenderedPageBreak/>
         <w:t>👉</w:t>
       </w:r>
       <w:r>
@@ -13196,7 +13156,7 @@
     <w:p>
       <w:r>
         <w:pict>
-          <v:rect id="_x0000_i1144" style="width:0;height:1.5pt" o:hralign="center" o:hrstd="t" o:hr="t" fillcolor="#a0a0a0" stroked="f"/>
+          <v:rect id="_x0000_i1136" style="width:0;height:1.5pt" o:hralign="center" o:hrstd="t" o:hr="t" fillcolor="#a0a0a0" stroked="f"/>
         </w:pict>
       </w:r>
     </w:p>
@@ -13258,7 +13218,7 @@
     <w:p>
       <w:r>
         <w:pict>
-          <v:rect id="_x0000_i1145" style="width:0;height:1.5pt" o:hralign="center" o:hrstd="t" o:hr="t" fillcolor="#a0a0a0" stroked="f"/>
+          <v:rect id="_x0000_i1137" style="width:0;height:1.5pt" o:hralign="center" o:hrstd="t" o:hr="t" fillcolor="#a0a0a0" stroked="f"/>
         </w:pict>
       </w:r>
     </w:p>
@@ -13310,7 +13270,7 @@
     <w:p>
       <w:r>
         <w:pict>
-          <v:rect id="_x0000_i1146" style="width:0;height:1.5pt" o:hralign="center" o:hrstd="t" o:hr="t" fillcolor="#a0a0a0" stroked="f"/>
+          <v:rect id="_x0000_i1138" style="width:0;height:1.5pt" o:hralign="center" o:hrstd="t" o:hr="t" fillcolor="#a0a0a0" stroked="f"/>
         </w:pict>
       </w:r>
     </w:p>
@@ -13356,7 +13316,7 @@
     <w:p>
       <w:r>
         <w:pict>
-          <v:rect id="_x0000_i1147" style="width:0;height:1.5pt" o:hralign="center" o:hrstd="t" o:hr="t" fillcolor="#a0a0a0" stroked="f"/>
+          <v:rect id="_x0000_i1139" style="width:0;height:1.5pt" o:hralign="center" o:hrstd="t" o:hr="t" fillcolor="#a0a0a0" stroked="f"/>
         </w:pict>
       </w:r>
     </w:p>
@@ -13405,9 +13365,8 @@
     </w:p>
     <w:p>
       <w:r>
-        <w:lastRenderedPageBreak/>
         <w:pict>
-          <v:rect id="_x0000_i1148" style="width:0;height:1.5pt" o:hralign="center" o:hrstd="t" o:hr="t" fillcolor="#a0a0a0" stroked="f"/>
+          <v:rect id="_x0000_i1140" style="width:0;height:1.5pt" o:hralign="center" o:hrstd="t" o:hr="t" fillcolor="#a0a0a0" stroked="f"/>
         </w:pict>
       </w:r>
     </w:p>
@@ -13560,6 +13519,7 @@
         <w:rPr>
           <w:rStyle w:val="HTMLCode"/>
         </w:rPr>
+        <w:lastRenderedPageBreak/>
         <w:t>Hash Function</w:t>
       </w:r>
     </w:p>
@@ -13594,7 +13554,7 @@
     <w:p>
       <w:r>
         <w:pict>
-          <v:rect id="_x0000_i1149" style="width:0;height:1.5pt" o:hralign="center" o:hrstd="t" o:hr="t" fillcolor="#a0a0a0" stroked="f"/>
+          <v:rect id="_x0000_i1141" style="width:0;height:1.5pt" o:hralign="center" o:hrstd="t" o:hr="t" fillcolor="#a0a0a0" stroked="f"/>
         </w:pict>
       </w:r>
     </w:p>
@@ -13716,7 +13676,7 @@
     <w:p>
       <w:r>
         <w:pict>
-          <v:rect id="_x0000_i1150" style="width:0;height:1.5pt" o:hralign="center" o:hrstd="t" o:hr="t" fillcolor="#a0a0a0" stroked="f"/>
+          <v:rect id="_x0000_i1142" style="width:0;height:1.5pt" o:hralign="center" o:hrstd="t" o:hr="t" fillcolor="#a0a0a0" stroked="f"/>
         </w:pict>
       </w:r>
     </w:p>
@@ -13806,9 +13766,7 @@
       <w:r>
         <w:t>Detecting changes</w:t>
       </w:r>
-      <w:bookmarkStart w:id="0" w:name="_GoBack"/>
-    </w:p>
-    <w:bookmarkEnd w:id="0"/>
+    </w:p>
     <w:p>
       <w:pPr>
         <w:pStyle w:val="NormalWeb"/>
@@ -32761,7 +32719,6 @@
     <w:name w:val="Normal (Web)"/>
     <w:basedOn w:val="Normal"/>
     <w:uiPriority w:val="99"/>
-    <w:semiHidden/>
     <w:unhideWhenUsed/>
     <w:rsid w:val="001B137D"/>
     <w:pPr>
